--- a/Resume/AI Software Engineering/SoftwareEngineering.docx
+++ b/Resume/AI Software Engineering/SoftwareEngineering.docx
@@ -535,7 +535,15 @@
           <w:sz w:val="20"/>
           <w:szCs w:val="20"/>
         </w:rPr>
-        <w:t xml:space="preserve">AI, </w:t>
+        <w:t>Artificial Intelligence</w:t>
+      </w:r>
+      <w:r>
+        <w:rPr>
+          <w:rFonts w:ascii="Calibri" w:hAnsi="Calibri" w:cs="Calibri"/>
+          <w:sz w:val="20"/>
+          <w:szCs w:val="20"/>
+        </w:rPr>
+        <w:t xml:space="preserve">, </w:t>
       </w:r>
       <w:r>
         <w:rPr>
@@ -622,17 +630,7 @@
           <w:sz w:val="20"/>
           <w:szCs w:val="20"/>
         </w:rPr>
-        <w:t>Programming Languages:</w:t>
-      </w:r>
-      <w:r>
-        <w:rPr>
-          <w:rFonts w:ascii="Calibri" w:hAnsi="Calibri" w:cs="Calibri"/>
-          <w:b/>
-          <w:bCs/>
-          <w:sz w:val="20"/>
-          <w:szCs w:val="20"/>
-        </w:rPr>
-        <w:t xml:space="preserve"> </w:t>
+        <w:t xml:space="preserve">Programming Languages: </w:t>
       </w:r>
       <w:r>
         <w:rPr>
@@ -645,132 +643,162 @@
     </w:p>
     <w:p>
       <w:pPr>
-        <w:rPr>
-          <w:rFonts w:ascii="Calibri" w:hAnsi="Calibri" w:cs="Calibri"/>
-          <w:b/>
-          <w:bCs/>
-          <w:sz w:val="20"/>
-          <w:szCs w:val="20"/>
-        </w:rPr>
-      </w:pPr>
-      <w:r>
-        <w:rPr>
-          <w:rFonts w:ascii="Calibri" w:hAnsi="Calibri" w:cs="Calibri"/>
-          <w:b/>
-          <w:bCs/>
-          <w:sz w:val="20"/>
-          <w:szCs w:val="20"/>
-        </w:rPr>
-        <w:t xml:space="preserve">ML/AI: </w:t>
-      </w:r>
-      <w:r>
-        <w:rPr>
-          <w:rFonts w:ascii="Calibri" w:hAnsi="Calibri" w:cs="Calibri"/>
-          <w:sz w:val="20"/>
-          <w:szCs w:val="20"/>
-        </w:rPr>
-        <w:t>Scikit-learn, NumPy, Pandas, SciPy, Matplotlib, Seaborn</w:t>
-      </w:r>
-    </w:p>
-    <w:p>
-      <w:pPr>
-        <w:rPr>
-          <w:rFonts w:ascii="Calibri" w:hAnsi="Calibri" w:cs="Calibri"/>
-          <w:b/>
-          <w:bCs/>
-          <w:sz w:val="20"/>
-          <w:szCs w:val="20"/>
-        </w:rPr>
-      </w:pPr>
-      <w:r>
-        <w:rPr>
-          <w:rFonts w:ascii="Calibri" w:hAnsi="Calibri" w:cs="Calibri"/>
-          <w:b/>
-          <w:bCs/>
-          <w:sz w:val="20"/>
-          <w:szCs w:val="20"/>
-        </w:rPr>
-        <w:t>Tools</w:t>
-      </w:r>
-      <w:r>
-        <w:rPr>
-          <w:rFonts w:ascii="Calibri" w:hAnsi="Calibri" w:cs="Calibri"/>
-          <w:sz w:val="20"/>
-          <w:szCs w:val="20"/>
-        </w:rPr>
-        <w:t xml:space="preserve">: Git, GitHub, AWS, Marimo, </w:t>
-      </w:r>
-      <w:r>
-        <w:rPr>
-          <w:rFonts w:ascii="Calibri" w:hAnsi="Calibri" w:cs="Calibri"/>
-          <w:sz w:val="20"/>
-          <w:szCs w:val="20"/>
-        </w:rPr>
-        <w:t>Jupiter</w:t>
-      </w:r>
-      <w:r>
-        <w:rPr>
-          <w:rFonts w:ascii="Calibri" w:hAnsi="Calibri" w:cs="Calibri"/>
-          <w:sz w:val="20"/>
-          <w:szCs w:val="20"/>
-        </w:rPr>
-        <w:t>, Tableau, Linux, Bash</w:t>
-      </w:r>
-    </w:p>
-    <w:p>
-      <w:pPr>
-        <w:rPr>
-          <w:rFonts w:ascii="Calibri" w:hAnsi="Calibri" w:cs="Calibri"/>
-          <w:sz w:val="20"/>
-          <w:szCs w:val="20"/>
-        </w:rPr>
-      </w:pPr>
-      <w:r>
-        <w:rPr>
-          <w:rFonts w:ascii="Calibri" w:hAnsi="Calibri" w:cs="Calibri"/>
-          <w:b/>
-          <w:bCs/>
-          <w:sz w:val="20"/>
-          <w:szCs w:val="20"/>
-        </w:rPr>
-        <w:t xml:space="preserve">Web Dev: </w:t>
-      </w:r>
-      <w:r>
-        <w:rPr>
-          <w:rFonts w:ascii="Calibri" w:hAnsi="Calibri" w:cs="Calibri"/>
-          <w:sz w:val="20"/>
-          <w:szCs w:val="20"/>
-        </w:rPr>
-        <w:t>HTML/CSS, JavaScript, React, Jekyll, APIs</w:t>
-      </w:r>
-    </w:p>
-    <w:p>
-      <w:pPr>
-        <w:rPr>
-          <w:rFonts w:ascii="Calibri" w:hAnsi="Calibri" w:cs="Calibri"/>
-          <w:b/>
-          <w:bCs/>
-          <w:sz w:val="20"/>
-          <w:szCs w:val="20"/>
-        </w:rPr>
-      </w:pPr>
-      <w:r>
-        <w:rPr>
-          <w:rFonts w:ascii="Calibri" w:hAnsi="Calibri" w:cs="Calibri"/>
-          <w:b/>
-          <w:bCs/>
-          <w:sz w:val="20"/>
-          <w:szCs w:val="20"/>
-        </w:rPr>
-        <w:t xml:space="preserve">Concepts: </w:t>
-      </w:r>
-      <w:r>
-        <w:rPr>
-          <w:rFonts w:ascii="Calibri" w:hAnsi="Calibri" w:cs="Calibri"/>
-          <w:sz w:val="20"/>
-          <w:szCs w:val="20"/>
-        </w:rPr>
-        <w:t>OOP, Data Structures, Algorithms, ML Pipelines, SDLC, Automation</w:t>
+        <w:pStyle w:val="ListParagraph"/>
+        <w:numPr>
+          <w:ilvl w:val="0"/>
+          <w:numId w:val="12"/>
+        </w:numPr>
+        <w:rPr>
+          <w:rFonts w:ascii="Calibri" w:hAnsi="Calibri" w:cs="Calibri"/>
+          <w:sz w:val="20"/>
+          <w:szCs w:val="20"/>
+        </w:rPr>
+      </w:pPr>
+      <w:r>
+        <w:rPr>
+          <w:rFonts w:ascii="Calibri" w:hAnsi="Calibri" w:cs="Calibri"/>
+          <w:b/>
+          <w:bCs/>
+          <w:sz w:val="20"/>
+          <w:szCs w:val="20"/>
+        </w:rPr>
+        <w:t>ML/AI:</w:t>
+      </w:r>
+      <w:r>
+        <w:rPr>
+          <w:rFonts w:ascii="Calibri" w:hAnsi="Calibri" w:cs="Calibri"/>
+          <w:sz w:val="20"/>
+          <w:szCs w:val="20"/>
+        </w:rPr>
+        <w:t xml:space="preserve"> Scikit-learn, NumPy, Pandas, SciPy, Matplotlib</w:t>
+      </w:r>
+    </w:p>
+    <w:p>
+      <w:pPr>
+        <w:pStyle w:val="ListParagraph"/>
+        <w:numPr>
+          <w:ilvl w:val="0"/>
+          <w:numId w:val="12"/>
+        </w:numPr>
+        <w:rPr>
+          <w:rFonts w:ascii="Calibri" w:hAnsi="Calibri" w:cs="Calibri"/>
+          <w:sz w:val="20"/>
+          <w:szCs w:val="20"/>
+        </w:rPr>
+      </w:pPr>
+      <w:r>
+        <w:rPr>
+          <w:rFonts w:ascii="Calibri" w:hAnsi="Calibri" w:cs="Calibri"/>
+          <w:b/>
+          <w:bCs/>
+          <w:sz w:val="20"/>
+          <w:szCs w:val="20"/>
+        </w:rPr>
+        <w:t>Web &amp; Systems:</w:t>
+      </w:r>
+      <w:r>
+        <w:rPr>
+          <w:rFonts w:ascii="Calibri" w:hAnsi="Calibri" w:cs="Calibri"/>
+          <w:sz w:val="20"/>
+          <w:szCs w:val="20"/>
+        </w:rPr>
+        <w:t xml:space="preserve"> HTML/CSS, JavaScript, React, Flask, APIs, Web Services</w:t>
+      </w:r>
+    </w:p>
+    <w:p>
+      <w:pPr>
+        <w:pStyle w:val="ListParagraph"/>
+        <w:numPr>
+          <w:ilvl w:val="0"/>
+          <w:numId w:val="12"/>
+        </w:numPr>
+        <w:rPr>
+          <w:rFonts w:ascii="Calibri" w:hAnsi="Calibri" w:cs="Calibri"/>
+          <w:sz w:val="20"/>
+          <w:szCs w:val="20"/>
+        </w:rPr>
+      </w:pPr>
+      <w:r>
+        <w:rPr>
+          <w:rFonts w:ascii="Calibri" w:hAnsi="Calibri" w:cs="Calibri"/>
+          <w:b/>
+          <w:bCs/>
+          <w:sz w:val="20"/>
+          <w:szCs w:val="20"/>
+        </w:rPr>
+        <w:t>Cloud &amp; Databases:</w:t>
+      </w:r>
+      <w:r>
+        <w:rPr>
+          <w:rFonts w:ascii="Calibri" w:hAnsi="Calibri" w:cs="Calibri"/>
+          <w:sz w:val="20"/>
+          <w:szCs w:val="20"/>
+        </w:rPr>
+        <w:t xml:space="preserve"> AWS (EC2, S3, IAM), DynamoDB</w:t>
+      </w:r>
+    </w:p>
+    <w:p>
+      <w:pPr>
+        <w:pStyle w:val="ListParagraph"/>
+        <w:numPr>
+          <w:ilvl w:val="0"/>
+          <w:numId w:val="12"/>
+        </w:numPr>
+        <w:rPr>
+          <w:rFonts w:ascii="Calibri" w:hAnsi="Calibri" w:cs="Calibri"/>
+          <w:sz w:val="20"/>
+          <w:szCs w:val="20"/>
+        </w:rPr>
+      </w:pPr>
+      <w:r>
+        <w:rPr>
+          <w:rFonts w:ascii="Calibri" w:hAnsi="Calibri" w:cs="Calibri"/>
+          <w:b/>
+          <w:bCs/>
+          <w:sz w:val="20"/>
+          <w:szCs w:val="20"/>
+        </w:rPr>
+        <w:t>Software Engineering:</w:t>
+      </w:r>
+      <w:r>
+        <w:rPr>
+          <w:rFonts w:ascii="Calibri" w:hAnsi="Calibri" w:cs="Calibri"/>
+          <w:sz w:val="20"/>
+          <w:szCs w:val="20"/>
+        </w:rPr>
+        <w:t xml:space="preserve"> Agile, Scrum, Requirements, System Design, Testing, Project Management, AI </w:t>
+      </w:r>
+    </w:p>
+    <w:p>
+      <w:pPr>
+        <w:pStyle w:val="ListParagraph"/>
+        <w:numPr>
+          <w:ilvl w:val="0"/>
+          <w:numId w:val="12"/>
+        </w:numPr>
+        <w:rPr>
+          <w:rFonts w:ascii="Calibri" w:hAnsi="Calibri" w:cs="Calibri"/>
+          <w:sz w:val="20"/>
+          <w:szCs w:val="20"/>
+        </w:rPr>
+      </w:pPr>
+      <w:r>
+        <w:rPr>
+          <w:rFonts w:ascii="Calibri" w:hAnsi="Calibri" w:cs="Calibri"/>
+          <w:b/>
+          <w:bCs/>
+          <w:sz w:val="20"/>
+          <w:szCs w:val="20"/>
+        </w:rPr>
+        <w:t>Tools:</w:t>
+      </w:r>
+      <w:r>
+        <w:rPr>
+          <w:rFonts w:ascii="Calibri" w:hAnsi="Calibri" w:cs="Calibri"/>
+          <w:sz w:val="20"/>
+          <w:szCs w:val="20"/>
+        </w:rPr>
+        <w:t xml:space="preserve"> Git, GitHub, Linux, Bash, Jupyter, Marimo, Tableau</w:t>
       </w:r>
     </w:p>
     <w:p>
@@ -805,6 +833,248 @@
         </w:rPr>
         <w:t>PROFESSIONAL EXPERIENCE</w:t>
       </w:r>
+    </w:p>
+    <w:p>
+      <w:pPr>
+        <w:pStyle w:val="NoSpacing"/>
+        <w:tabs>
+          <w:tab w:val="right" w:pos="10800"/>
+        </w:tabs>
+        <w:rPr>
+          <w:rFonts w:ascii="Calibri" w:hAnsi="Calibri" w:cs="Calibri"/>
+          <w:b/>
+          <w:sz w:val="20"/>
+          <w:szCs w:val="20"/>
+        </w:rPr>
+      </w:pPr>
+      <w:r>
+        <w:rPr>
+          <w:rFonts w:ascii="Calibri" w:hAnsi="Calibri" w:cs="Calibri"/>
+          <w:b/>
+          <w:sz w:val="20"/>
+          <w:szCs w:val="20"/>
+        </w:rPr>
+        <w:t xml:space="preserve">Python </w:t>
+      </w:r>
+      <w:r>
+        <w:rPr>
+          <w:rFonts w:ascii="Calibri" w:hAnsi="Calibri" w:cs="Calibri"/>
+          <w:b/>
+          <w:bCs/>
+          <w:sz w:val="20"/>
+          <w:szCs w:val="20"/>
+        </w:rPr>
+        <w:t>&amp; AI Instructor</w:t>
+      </w:r>
+      <w:r>
+        <w:rPr>
+          <w:rFonts w:ascii="Calibri" w:hAnsi="Calibri" w:cs="Calibri"/>
+          <w:sz w:val="20"/>
+          <w:szCs w:val="20"/>
+        </w:rPr>
+        <w:tab/>
+      </w:r>
+      <w:r>
+        <w:rPr>
+          <w:rFonts w:ascii="Calibri" w:hAnsi="Calibri" w:cs="Calibri"/>
+          <w:sz w:val="20"/>
+          <w:szCs w:val="20"/>
+        </w:rPr>
+        <w:t>Stanford, CA</w:t>
+      </w:r>
+    </w:p>
+    <w:p>
+      <w:pPr>
+        <w:pStyle w:val="NoSpacing"/>
+        <w:tabs>
+          <w:tab w:val="right" w:pos="10800"/>
+        </w:tabs>
+        <w:rPr>
+          <w:rFonts w:ascii="Calibri" w:eastAsia="Calibri" w:hAnsi="Calibri" w:cs="Calibri"/>
+          <w:i/>
+          <w:iCs/>
+          <w:color w:val="000000" w:themeColor="text1"/>
+          <w:sz w:val="20"/>
+          <w:szCs w:val="20"/>
+        </w:rPr>
+      </w:pPr>
+      <w:proofErr w:type="spellStart"/>
+      <w:r>
+        <w:rPr>
+          <w:rFonts w:ascii="Calibri" w:hAnsi="Calibri" w:cs="Calibri"/>
+          <w:i/>
+          <w:iCs/>
+          <w:sz w:val="20"/>
+          <w:szCs w:val="20"/>
+        </w:rPr>
+        <w:t>iD</w:t>
+      </w:r>
+      <w:proofErr w:type="spellEnd"/>
+      <w:r>
+        <w:rPr>
+          <w:rFonts w:ascii="Calibri" w:hAnsi="Calibri" w:cs="Calibri"/>
+          <w:i/>
+          <w:iCs/>
+          <w:sz w:val="20"/>
+          <w:szCs w:val="20"/>
+        </w:rPr>
+        <w:t xml:space="preserve"> Tech at</w:t>
+      </w:r>
+      <w:r>
+        <w:rPr>
+          <w:rFonts w:ascii="Calibri" w:hAnsi="Calibri" w:cs="Calibri"/>
+          <w:b/>
+          <w:bCs/>
+          <w:i/>
+          <w:iCs/>
+          <w:sz w:val="20"/>
+          <w:szCs w:val="20"/>
+        </w:rPr>
+        <w:t xml:space="preserve"> </w:t>
+      </w:r>
+      <w:r>
+        <w:rPr>
+          <w:rFonts w:ascii="Calibri" w:hAnsi="Calibri" w:cs="Calibri"/>
+          <w:i/>
+          <w:iCs/>
+          <w:sz w:val="20"/>
+          <w:szCs w:val="20"/>
+        </w:rPr>
+        <w:t>Stanford University</w:t>
+      </w:r>
+      <w:r>
+        <w:rPr>
+          <w:rFonts w:ascii="Calibri" w:hAnsi="Calibri" w:cs="Calibri"/>
+          <w:i/>
+          <w:iCs/>
+          <w:sz w:val="20"/>
+          <w:szCs w:val="20"/>
+        </w:rPr>
+        <w:tab/>
+      </w:r>
+      <w:r>
+        <w:rPr>
+          <w:rFonts w:ascii="Calibri" w:hAnsi="Calibri" w:cs="Calibri"/>
+          <w:i/>
+          <w:iCs/>
+          <w:sz w:val="20"/>
+          <w:szCs w:val="20"/>
+        </w:rPr>
+        <w:t>(</w:t>
+      </w:r>
+      <w:r>
+        <w:rPr>
+          <w:rFonts w:ascii="Calibri" w:eastAsia="Calibri" w:hAnsi="Calibri" w:cs="Calibri"/>
+          <w:i/>
+          <w:iCs/>
+          <w:color w:val="000000" w:themeColor="text1"/>
+          <w:sz w:val="20"/>
+          <w:szCs w:val="20"/>
+        </w:rPr>
+        <w:t>Expected</w:t>
+      </w:r>
+      <w:r>
+        <w:rPr>
+          <w:rFonts w:ascii="Calibri" w:eastAsia="Calibri" w:hAnsi="Calibri" w:cs="Calibri"/>
+          <w:i/>
+          <w:iCs/>
+          <w:color w:val="000000" w:themeColor="text1"/>
+          <w:sz w:val="20"/>
+          <w:szCs w:val="20"/>
+        </w:rPr>
+        <w:t>)</w:t>
+      </w:r>
+      <w:r>
+        <w:rPr>
+          <w:rFonts w:ascii="Calibri" w:eastAsia="Calibri" w:hAnsi="Calibri" w:cs="Calibri"/>
+          <w:i/>
+          <w:iCs/>
+          <w:color w:val="000000" w:themeColor="text1"/>
+          <w:sz w:val="20"/>
+          <w:szCs w:val="20"/>
+        </w:rPr>
+        <w:t xml:space="preserve"> </w:t>
+      </w:r>
+      <w:r>
+        <w:rPr>
+          <w:rFonts w:ascii="Calibri" w:eastAsia="Calibri" w:hAnsi="Calibri" w:cs="Calibri"/>
+          <w:i/>
+          <w:iCs/>
+          <w:color w:val="000000" w:themeColor="text1"/>
+          <w:sz w:val="20"/>
+          <w:szCs w:val="20"/>
+        </w:rPr>
+        <w:t xml:space="preserve">Jun </w:t>
+      </w:r>
+      <w:r>
+        <w:rPr>
+          <w:rFonts w:ascii="Calibri" w:eastAsia="Calibri" w:hAnsi="Calibri" w:cs="Calibri"/>
+          <w:i/>
+          <w:iCs/>
+          <w:color w:val="000000" w:themeColor="text1"/>
+          <w:sz w:val="20"/>
+          <w:szCs w:val="20"/>
+        </w:rPr>
+        <w:t>– Aug 202</w:t>
+      </w:r>
+      <w:r>
+        <w:rPr>
+          <w:rFonts w:ascii="Calibri" w:eastAsia="Calibri" w:hAnsi="Calibri" w:cs="Calibri"/>
+          <w:i/>
+          <w:iCs/>
+          <w:color w:val="000000" w:themeColor="text1"/>
+          <w:sz w:val="20"/>
+          <w:szCs w:val="20"/>
+        </w:rPr>
+        <w:t>6</w:t>
+      </w:r>
+    </w:p>
+    <w:p>
+      <w:pPr>
+        <w:pStyle w:val="NoSpacing"/>
+        <w:numPr>
+          <w:ilvl w:val="0"/>
+          <w:numId w:val="13"/>
+        </w:numPr>
+        <w:tabs>
+          <w:tab w:val="right" w:pos="10800"/>
+        </w:tabs>
+        <w:rPr>
+          <w:rFonts w:ascii="Calibri" w:hAnsi="Calibri" w:cs="Calibri"/>
+          <w:bCs/>
+          <w:sz w:val="20"/>
+          <w:szCs w:val="20"/>
+        </w:rPr>
+      </w:pPr>
+      <w:r>
+        <w:rPr>
+          <w:rFonts w:ascii="Calibri" w:hAnsi="Calibri" w:cs="Calibri"/>
+          <w:sz w:val="20"/>
+          <w:szCs w:val="20"/>
+        </w:rPr>
+        <w:t>Will instruct Python, ML, and AI concepts (TensorFlow, neural networks, image recognition), designing hands-on Kaggle-based projects to build applied modeling skills</w:t>
+      </w:r>
+      <w:r>
+        <w:rPr>
+          <w:rFonts w:ascii="Calibri" w:hAnsi="Calibri" w:cs="Calibri"/>
+          <w:sz w:val="20"/>
+          <w:szCs w:val="20"/>
+        </w:rPr>
+        <w:t>.</w:t>
+      </w:r>
+    </w:p>
+    <w:p>
+      <w:pPr>
+        <w:pStyle w:val="NoSpacing"/>
+        <w:tabs>
+          <w:tab w:val="right" w:pos="10800"/>
+        </w:tabs>
+        <w:rPr>
+          <w:rFonts w:ascii="Calibri" w:hAnsi="Calibri" w:cs="Calibri"/>
+          <w:sz w:val="20"/>
+          <w:szCs w:val="20"/>
+        </w:rPr>
+      </w:pPr>
     </w:p>
     <w:p>
       <w:pPr>
@@ -1206,25 +1476,70 @@
           <w:sz w:val="20"/>
           <w:szCs w:val="20"/>
         </w:rPr>
-        <w:t xml:space="preserve">tutorials in Python data visualization, </w:t>
-      </w:r>
-      <w:r>
-        <w:rPr>
-          <w:rFonts w:ascii="Calibri" w:hAnsi="Calibri" w:cs="Calibri"/>
-          <w:bCs/>
-          <w:sz w:val="20"/>
-          <w:szCs w:val="20"/>
-        </w:rPr>
-        <w:t>increasing</w:t>
-      </w:r>
-      <w:r>
-        <w:rPr>
-          <w:rFonts w:ascii="Calibri" w:hAnsi="Calibri" w:cs="Calibri"/>
-          <w:bCs/>
-          <w:sz w:val="20"/>
-          <w:szCs w:val="20"/>
-        </w:rPr>
-        <w:t xml:space="preserve"> adoption among researchers</w:t>
+        <w:t>product review</w:t>
+      </w:r>
+      <w:r>
+        <w:rPr>
+          <w:rFonts w:ascii="Calibri" w:hAnsi="Calibri" w:cs="Calibri"/>
+          <w:bCs/>
+          <w:sz w:val="20"/>
+          <w:szCs w:val="20"/>
+        </w:rPr>
+        <w:t xml:space="preserve"> </w:t>
+      </w:r>
+      <w:r>
+        <w:rPr>
+          <w:rFonts w:ascii="Calibri" w:hAnsi="Calibri" w:cs="Calibri"/>
+          <w:bCs/>
+          <w:sz w:val="20"/>
+          <w:szCs w:val="20"/>
+        </w:rPr>
+        <w:t>on</w:t>
+      </w:r>
+      <w:r>
+        <w:rPr>
+          <w:rFonts w:ascii="Calibri" w:hAnsi="Calibri" w:cs="Calibri"/>
+          <w:bCs/>
+          <w:sz w:val="20"/>
+          <w:szCs w:val="20"/>
+        </w:rPr>
+        <w:t xml:space="preserve"> Python data visualization</w:t>
+      </w:r>
+      <w:r>
+        <w:rPr>
+          <w:rFonts w:ascii="Calibri" w:hAnsi="Calibri" w:cs="Calibri"/>
+          <w:bCs/>
+          <w:sz w:val="20"/>
+          <w:szCs w:val="20"/>
+        </w:rPr>
+        <w:t xml:space="preserve"> </w:t>
+      </w:r>
+      <w:r>
+        <w:rPr>
+          <w:rFonts w:ascii="Calibri" w:hAnsi="Calibri" w:cs="Calibri"/>
+          <w:bCs/>
+          <w:sz w:val="20"/>
+          <w:szCs w:val="20"/>
+        </w:rPr>
+        <w:t>to increase</w:t>
+      </w:r>
+      <w:r>
+        <w:rPr>
+          <w:rFonts w:ascii="Calibri" w:hAnsi="Calibri" w:cs="Calibri"/>
+          <w:bCs/>
+          <w:sz w:val="20"/>
+          <w:szCs w:val="20"/>
+        </w:rPr>
+        <w:t xml:space="preserve"> adoption among </w:t>
+      </w:r>
+      <w:r>
+        <w:rPr>
+          <w:rFonts w:ascii="Calibri" w:hAnsi="Calibri" w:cs="Calibri"/>
+          <w:bCs/>
+          <w:sz w:val="20"/>
+          <w:szCs w:val="20"/>
+        </w:rPr>
+        <w:t>students</w:t>
       </w:r>
     </w:p>
     <w:p>
@@ -1750,6 +2065,158 @@
           <w:sz w:val="20"/>
           <w:szCs w:val="20"/>
         </w:rPr>
+        <w:t>Skill Sync</w:t>
+      </w:r>
+      <w:r>
+        <w:rPr>
+          <w:rFonts w:ascii="Calibri" w:hAnsi="Calibri" w:cs="Calibri"/>
+          <w:b/>
+          <w:bCs/>
+          <w:sz w:val="20"/>
+          <w:szCs w:val="20"/>
+        </w:rPr>
+        <w:t xml:space="preserve">  </w:t>
+      </w:r>
+      <w:r>
+        <w:rPr>
+          <w:rFonts w:ascii="Calibri" w:hAnsi="Calibri" w:cs="Calibri"/>
+          <w:sz w:val="20"/>
+          <w:szCs w:val="20"/>
+        </w:rPr>
+        <w:t>—  React, Scrum — Software Engineering Capstone</w:t>
+      </w:r>
+      <w:r>
+        <w:rPr>
+          <w:rFonts w:ascii="Calibri" w:hAnsi="Calibri" w:cs="Calibri"/>
+          <w:sz w:val="20"/>
+          <w:szCs w:val="20"/>
+        </w:rPr>
+        <w:tab/>
+      </w:r>
+      <w:r>
+        <w:rPr>
+          <w:rFonts w:ascii="Calibri" w:hAnsi="Calibri" w:cs="Calibri"/>
+          <w:sz w:val="20"/>
+          <w:szCs w:val="20"/>
+        </w:rPr>
+        <w:tab/>
+      </w:r>
+      <w:r>
+        <w:rPr>
+          <w:rFonts w:ascii="Calibri" w:hAnsi="Calibri" w:cs="Calibri"/>
+          <w:sz w:val="20"/>
+          <w:szCs w:val="20"/>
+        </w:rPr>
+        <w:tab/>
+      </w:r>
+      <w:r>
+        <w:rPr>
+          <w:rFonts w:ascii="Calibri" w:hAnsi="Calibri" w:cs="Calibri"/>
+          <w:sz w:val="20"/>
+          <w:szCs w:val="20"/>
+        </w:rPr>
+        <w:tab/>
+      </w:r>
+      <w:r>
+        <w:rPr>
+          <w:rFonts w:ascii="Calibri" w:hAnsi="Calibri" w:cs="Calibri"/>
+          <w:sz w:val="20"/>
+          <w:szCs w:val="20"/>
+        </w:rPr>
+        <w:tab/>
+      </w:r>
+      <w:r>
+        <w:rPr>
+          <w:rFonts w:ascii="Calibri" w:hAnsi="Calibri" w:cs="Calibri"/>
+          <w:i/>
+          <w:iCs/>
+          <w:sz w:val="20"/>
+          <w:szCs w:val="20"/>
+        </w:rPr>
+        <w:t xml:space="preserve">  </w:t>
+      </w:r>
+      <w:r>
+        <w:rPr>
+          <w:rFonts w:ascii="Calibri" w:hAnsi="Calibri" w:cs="Calibri"/>
+          <w:i/>
+          <w:iCs/>
+          <w:sz w:val="20"/>
+          <w:szCs w:val="20"/>
+        </w:rPr>
+        <w:tab/>
+      </w:r>
+      <w:r>
+        <w:rPr>
+          <w:rFonts w:ascii="Calibri" w:hAnsi="Calibri" w:cs="Calibri"/>
+          <w:i/>
+          <w:iCs/>
+          <w:sz w:val="20"/>
+          <w:szCs w:val="20"/>
+        </w:rPr>
+        <w:tab/>
+      </w:r>
+      <w:r>
+        <w:rPr>
+          <w:rFonts w:ascii="Calibri" w:hAnsi="Calibri" w:cs="Calibri"/>
+          <w:i/>
+          <w:iCs/>
+          <w:sz w:val="20"/>
+          <w:szCs w:val="20"/>
+        </w:rPr>
+        <w:tab/>
+        <w:t>2026</w:t>
+      </w:r>
+    </w:p>
+    <w:p>
+      <w:pPr>
+        <w:pStyle w:val="NoSpacing"/>
+        <w:numPr>
+          <w:ilvl w:val="0"/>
+          <w:numId w:val="11"/>
+        </w:numPr>
+        <w:rPr>
+          <w:rFonts w:ascii="Calibri" w:hAnsi="Calibri" w:cs="Calibri"/>
+          <w:sz w:val="20"/>
+          <w:szCs w:val="20"/>
+        </w:rPr>
+      </w:pPr>
+      <w:r>
+        <w:rPr>
+          <w:rFonts w:ascii="Calibri" w:hAnsi="Calibri" w:cs="Calibri"/>
+          <w:sz w:val="20"/>
+          <w:szCs w:val="20"/>
+        </w:rPr>
+        <w:t xml:space="preserve">Barter platform to match users and facilitate skill exchange; designed full-stack system with team using Agile </w:t>
+      </w:r>
+    </w:p>
+    <w:p>
+      <w:pPr>
+        <w:pStyle w:val="NoSpacing"/>
+        <w:rPr>
+          <w:rFonts w:ascii="Calibri" w:hAnsi="Calibri" w:cs="Calibri"/>
+          <w:sz w:val="20"/>
+          <w:szCs w:val="20"/>
+        </w:rPr>
+      </w:pPr>
+    </w:p>
+    <w:p>
+      <w:pPr>
+        <w:pStyle w:val="NoSpacing"/>
+        <w:rPr>
+          <w:rFonts w:ascii="Calibri" w:hAnsi="Calibri" w:cs="Calibri"/>
+          <w:sz w:val="20"/>
+          <w:szCs w:val="20"/>
+        </w:rPr>
+      </w:pPr>
+      <w:r>
+        <w:rPr>
+          <w:rFonts w:ascii="Calibri" w:hAnsi="Calibri" w:cs="Calibri"/>
+          <w:b/>
+          <w:bCs/>
+          <w:sz w:val="20"/>
+          <w:szCs w:val="20"/>
+        </w:rPr>
+        <w:lastRenderedPageBreak/>
         <w:t>Autonomous DIF Experimentation Logic</w:t>
       </w:r>
       <w:r>
@@ -2244,7 +2711,6 @@
           <w:sz w:val="20"/>
           <w:szCs w:val="20"/>
         </w:rPr>
-        <w:lastRenderedPageBreak/>
         <w:t>Released grid-simulation platform for renewable energy modeling</w:t>
       </w:r>
     </w:p>
@@ -2297,19 +2763,19 @@
         <w:pStyle w:val="NoSpacing"/>
         <w:rPr>
           <w:rFonts w:ascii="Calibri" w:hAnsi="Calibri" w:cs="Calibri"/>
-          <w:b/>
-          <w:bCs/>
-          <w:sz w:val="20"/>
-          <w:szCs w:val="20"/>
-        </w:rPr>
-      </w:pPr>
-    </w:p>
-    <w:p>
-      <w:pPr>
-        <w:pStyle w:val="NoSpacing"/>
-        <w:rPr>
-          <w:rFonts w:ascii="Calibri" w:hAnsi="Calibri" w:cs="Calibri"/>
-          <w:bCs/>
+          <w:sz w:val="20"/>
+          <w:szCs w:val="20"/>
+        </w:rPr>
+      </w:pPr>
+    </w:p>
+    <w:p>
+      <w:pPr>
+        <w:pStyle w:val="NoSpacing"/>
+        <w:rPr>
+          <w:rFonts w:ascii="Calibri" w:hAnsi="Calibri" w:cs="Calibri"/>
+          <w:bCs/>
+          <w:i/>
+          <w:iCs/>
           <w:sz w:val="20"/>
           <w:szCs w:val="20"/>
         </w:rPr>
@@ -2408,18 +2874,7 @@
           <w:sz w:val="20"/>
           <w:szCs w:val="20"/>
         </w:rPr>
-        <w:t>Sept – Dec 202</w:t>
-      </w:r>
-      <w:r>
-        <w:rPr>
-          <w:rFonts w:ascii="Calibri" w:hAnsi="Calibri" w:cs="Calibri"/>
-          <w:bCs/>
-          <w:i/>
-          <w:iCs/>
-          <w:sz w:val="20"/>
-          <w:szCs w:val="20"/>
-        </w:rPr>
-        <w:t>2</w:t>
+        <w:t>Sept – Dec 2022</w:t>
       </w:r>
     </w:p>
     <w:p>
@@ -2479,10 +2934,6 @@
     <w:p>
       <w:pPr>
         <w:pStyle w:val="NoSpacing"/>
-        <w:numPr>
-          <w:ilvl w:val="0"/>
-          <w:numId w:val="1"/>
-        </w:numPr>
         <w:tabs>
           <w:tab w:val="right" w:pos="10800"/>
         </w:tabs>
@@ -2493,14 +2944,28 @@
           <w:szCs w:val="20"/>
         </w:rPr>
       </w:pPr>
-      <w:r>
-        <w:rPr>
-          <w:rFonts w:ascii="Calibri" w:hAnsi="Calibri" w:cs="Calibri"/>
-          <w:bCs/>
-          <w:sz w:val="20"/>
-          <w:szCs w:val="20"/>
-        </w:rPr>
-        <w:t>Presented insights to AMA — received Honorable Mention</w:t>
+    </w:p>
+    <w:p>
+      <w:pPr>
+        <w:pStyle w:val="NoSpacing"/>
+        <w:pBdr>
+          <w:bottom w:val="single" w:sz="4" w:space="1" w:color="auto"/>
+        </w:pBdr>
+        <w:rPr>
+          <w:rFonts w:ascii="Calibri" w:hAnsi="Calibri" w:cs="Calibri"/>
+          <w:b/>
+          <w:sz w:val="20"/>
+          <w:szCs w:val="20"/>
+        </w:rPr>
+      </w:pPr>
+      <w:r>
+        <w:rPr>
+          <w:rFonts w:ascii="Calibri" w:hAnsi="Calibri" w:cs="Calibri"/>
+          <w:b/>
+          <w:sz w:val="20"/>
+          <w:szCs w:val="20"/>
+        </w:rPr>
+        <w:t xml:space="preserve">LEADERSHIP </w:t>
       </w:r>
     </w:p>
     <w:p>
@@ -2511,43 +2976,8 @@
         </w:tabs>
         <w:rPr>
           <w:rFonts w:ascii="Calibri" w:hAnsi="Calibri" w:cs="Calibri"/>
-          <w:b/>
-          <w:sz w:val="20"/>
-          <w:szCs w:val="20"/>
-        </w:rPr>
-      </w:pPr>
-    </w:p>
-    <w:p>
-      <w:pPr>
-        <w:pStyle w:val="NoSpacing"/>
-        <w:pBdr>
-          <w:bottom w:val="single" w:sz="4" w:space="1" w:color="auto"/>
-        </w:pBdr>
-        <w:rPr>
-          <w:rFonts w:ascii="Calibri" w:hAnsi="Calibri" w:cs="Calibri"/>
-          <w:b/>
-          <w:sz w:val="20"/>
-          <w:szCs w:val="20"/>
-        </w:rPr>
-      </w:pPr>
-      <w:r>
-        <w:rPr>
-          <w:rFonts w:ascii="Calibri" w:hAnsi="Calibri" w:cs="Calibri"/>
-          <w:b/>
-          <w:sz w:val="20"/>
-          <w:szCs w:val="20"/>
-        </w:rPr>
-        <w:t xml:space="preserve">LEADERSHIP </w:t>
-      </w:r>
-    </w:p>
-    <w:p>
-      <w:pPr>
-        <w:pStyle w:val="NoSpacing"/>
-        <w:tabs>
-          <w:tab w:val="right" w:pos="10800"/>
-        </w:tabs>
-        <w:rPr>
-          <w:rFonts w:ascii="Calibri" w:hAnsi="Calibri" w:cs="Calibri"/>
+          <w:i/>
+          <w:iCs/>
           <w:sz w:val="20"/>
           <w:szCs w:val="20"/>
         </w:rPr>
@@ -2590,20 +3020,22 @@
         </w:rPr>
         <w:tab/>
       </w:r>
-      <w:proofErr w:type="spellStart"/>
       <w:r>
         <w:rPr>
           <w:rFonts w:ascii="Calibri" w:eastAsia="Calibri" w:hAnsi="Calibri" w:cs="Calibri"/>
+          <w:i/>
+          <w:iCs/>
           <w:color w:val="000000" w:themeColor="text1"/>
           <w:sz w:val="20"/>
           <w:szCs w:val="20"/>
         </w:rPr>
-        <w:t>Feburary</w:t>
-      </w:r>
-      <w:proofErr w:type="spellEnd"/>
+        <w:t>Feb</w:t>
+      </w:r>
       <w:r>
         <w:rPr>
           <w:rFonts w:ascii="Calibri" w:eastAsia="Calibri" w:hAnsi="Calibri" w:cs="Calibri"/>
+          <w:i/>
+          <w:iCs/>
           <w:color w:val="000000" w:themeColor="text1"/>
           <w:sz w:val="20"/>
           <w:szCs w:val="20"/>
@@ -2613,18 +3045,12 @@
       <w:r>
         <w:rPr>
           <w:rFonts w:ascii="Calibri" w:hAnsi="Calibri" w:cs="Calibri"/>
-          <w:sz w:val="20"/>
-          <w:szCs w:val="20"/>
-        </w:rPr>
-        <w:t xml:space="preserve"> – </w:t>
-      </w:r>
-      <w:r>
-        <w:rPr>
-          <w:rFonts w:ascii="Calibri" w:hAnsi="Calibri" w:cs="Calibri"/>
-          <w:sz w:val="20"/>
-          <w:szCs w:val="20"/>
-        </w:rPr>
-        <w:t>Present</w:t>
+          <w:i/>
+          <w:iCs/>
+          <w:sz w:val="20"/>
+          <w:szCs w:val="20"/>
+        </w:rPr>
+        <w:t xml:space="preserve"> – Present</w:t>
       </w:r>
     </w:p>
     <w:p>
@@ -2730,6 +3156,8 @@
         </w:tabs>
         <w:rPr>
           <w:rFonts w:ascii="Calibri" w:hAnsi="Calibri" w:cs="Calibri"/>
+          <w:i/>
+          <w:iCs/>
           <w:sz w:val="20"/>
           <w:szCs w:val="20"/>
         </w:rPr>
@@ -2775,6 +3203,8 @@
       <w:r>
         <w:rPr>
           <w:rFonts w:ascii="Calibri" w:eastAsia="Calibri" w:hAnsi="Calibri" w:cs="Calibri"/>
+          <w:i/>
+          <w:iCs/>
           <w:color w:val="000000" w:themeColor="text1"/>
           <w:sz w:val="20"/>
           <w:szCs w:val="20"/>
@@ -2784,18 +3214,12 @@
       <w:r>
         <w:rPr>
           <w:rFonts w:ascii="Calibri" w:hAnsi="Calibri" w:cs="Calibri"/>
-          <w:sz w:val="20"/>
-          <w:szCs w:val="20"/>
-        </w:rPr>
-        <w:t xml:space="preserve"> – </w:t>
-      </w:r>
-      <w:r>
-        <w:rPr>
-          <w:rFonts w:ascii="Calibri" w:hAnsi="Calibri" w:cs="Calibri"/>
-          <w:sz w:val="20"/>
-          <w:szCs w:val="20"/>
-        </w:rPr>
-        <w:t>Present</w:t>
+          <w:i/>
+          <w:iCs/>
+          <w:sz w:val="20"/>
+          <w:szCs w:val="20"/>
+        </w:rPr>
+        <w:t xml:space="preserve"> – Present</w:t>
       </w:r>
     </w:p>
     <w:p>
@@ -2864,11 +3288,6 @@
     </w:p>
     <w:p>
       <w:pPr>
-        <w:pStyle w:val="ListParagraph"/>
-        <w:numPr>
-          <w:ilvl w:val="0"/>
-          <w:numId w:val="4"/>
-        </w:numPr>
         <w:rPr>
           <w:rFonts w:ascii="Calibri" w:hAnsi="Calibri" w:cs="Calibri"/>
           <w:sz w:val="20"/>
@@ -2889,40 +3308,16 @@
           <w:sz w:val="20"/>
           <w:szCs w:val="20"/>
         </w:rPr>
-        <w:t xml:space="preserve"> </w:t>
-      </w:r>
-      <w:proofErr w:type="spellStart"/>
-      <w:r>
-        <w:rPr>
-          <w:rFonts w:ascii="Calibri" w:hAnsi="Calibri" w:cs="Calibri"/>
-          <w:sz w:val="20"/>
-          <w:szCs w:val="20"/>
-        </w:rPr>
-        <w:t>SuperComputing</w:t>
-      </w:r>
-      <w:proofErr w:type="spellEnd"/>
-      <w:r>
-        <w:rPr>
-          <w:rFonts w:ascii="Calibri" w:hAnsi="Calibri" w:cs="Calibri"/>
-          <w:sz w:val="20"/>
-          <w:szCs w:val="20"/>
-        </w:rPr>
-        <w:t xml:space="preserve"> 2024 Fellow</w:t>
-      </w:r>
-    </w:p>
-    <w:p>
-      <w:pPr>
-        <w:pStyle w:val="ListParagraph"/>
-        <w:numPr>
-          <w:ilvl w:val="0"/>
-          <w:numId w:val="4"/>
-        </w:numPr>
-        <w:rPr>
-          <w:rFonts w:ascii="Calibri" w:hAnsi="Calibri" w:cs="Calibri"/>
-          <w:sz w:val="20"/>
-          <w:szCs w:val="20"/>
-        </w:rPr>
-      </w:pPr>
+        <w:t xml:space="preserve"> SuperComputing 2024 Fellow</w:t>
+      </w:r>
+      <w:r>
+        <w:rPr>
+          <w:rFonts w:ascii="Calibri" w:hAnsi="Calibri" w:cs="Calibri"/>
+          <w:sz w:val="20"/>
+          <w:szCs w:val="20"/>
+        </w:rPr>
+        <w:t xml:space="preserve"> | </w:t>
+      </w:r>
       <w:r>
         <w:rPr>
           <w:rFonts w:ascii="Calibri" w:hAnsi="Calibri" w:cs="Calibri"/>
@@ -2931,22 +3326,14 @@
         </w:rPr>
         <w:t>NVIDIA Deep Learning Certificate</w:t>
       </w:r>
-    </w:p>
-    <w:p>
-      <w:pPr>
-        <w:pStyle w:val="ListParagraph"/>
-        <w:numPr>
-          <w:ilvl w:val="0"/>
-          <w:numId w:val="4"/>
-        </w:numPr>
-        <w:rPr>
-          <w:rFonts w:ascii="Calibri" w:hAnsi="Calibri" w:cs="Calibri"/>
-          <w:b/>
-          <w:bCs/>
-          <w:sz w:val="20"/>
-          <w:szCs w:val="20"/>
-        </w:rPr>
-      </w:pPr>
+      <w:r>
+        <w:rPr>
+          <w:rFonts w:ascii="Calibri" w:hAnsi="Calibri" w:cs="Calibri"/>
+          <w:sz w:val="20"/>
+          <w:szCs w:val="20"/>
+        </w:rPr>
+        <w:t xml:space="preserve"> | </w:t>
+      </w:r>
       <w:r>
         <w:rPr>
           <w:rFonts w:ascii="Calibri" w:hAnsi="Calibri" w:cs="Calibri"/>
@@ -2961,7 +3348,7 @@
           <w:sz w:val="20"/>
           <w:szCs w:val="20"/>
         </w:rPr>
-        <w:t xml:space="preserve">, </w:t>
+        <w:t xml:space="preserve"> | </w:t>
       </w:r>
       <w:r>
         <w:rPr>
@@ -2986,6 +3373,119 @@
 <file path=word/numbering.xml><?xml version="1.0" encoding="utf-8"?>
 <w:numbering xmlns:wpc="http://schemas.microsoft.com/office/word/2010/wordprocessingCanvas" xmlns:cx="http://schemas.microsoft.com/office/drawing/2014/chartex" xmlns:cx1="http://schemas.microsoft.com/office/drawing/2015/9/8/chartex" xmlns:cx2="http://schemas.microsoft.com/office/drawing/2015/10/21/chartex" xmlns:cx3="http://schemas.microsoft.com/office/drawing/2016/5/9/chartex" xmlns:cx4="http://schemas.microsoft.com/office/drawing/2016/5/10/chartex" xmlns:cx5="http://schemas.microsoft.com/office/drawing/2016/5/11/chartex" xmlns:cx6="http://schemas.microsoft.com/office/drawing/2016/5/12/chartex" xmlns:cx7="http://schemas.microsoft.com/office/drawing/2016/5/13/chartex" xmlns:cx8="http://schemas.microsoft.com/office/drawing/2016/5/14/chartex" xmlns:mc="http://schemas.openxmlformats.org/markup-compatibility/2006" xmlns:aink="http://schemas.microsoft.com/office/drawing/2016/ink" xmlns:am3d="http://schemas.microsoft.com/office/drawing/2017/model3d" xmlns:o="urn:schemas-microsoft-com:office:office" xmlns:oel="http://schemas.microsoft.com/office/2019/extlst" xmlns:r="http://schemas.openxmlformats.org/officeDocument/2006/relationships" xmlns:m="http://schemas.openxmlformats.org/officeDocument/2006/math" xmlns:v="urn:schemas-microsoft-com:vml" xmlns:wp14="http://schemas.microsoft.com/office/word/2010/wordprocessingDrawing" xmlns:wp="http://schemas.openxmlformats.org/drawingml/2006/wordprocessingDrawing" xmlns:w10="urn:schemas-microsoft-com:office:word" xmlns:w="http://schemas.openxmlformats.org/wordprocessingml/2006/main" xmlns:w14="http://schemas.microsoft.com/office/word/2010/wordml" xmlns:w15="http://schemas.microsoft.com/office/word/2012/wordml" xmlns:w16cex="http://schemas.microsoft.com/office/word/2018/wordml/cex" xmlns:w16cid="http://schemas.microsoft.com/office/word/2016/wordml/cid" xmlns:w16="http://schemas.microsoft.com/office/word/2018/wordml" xmlns:w16du="http://schemas.microsoft.com/office/word/2023/wordml/word16du" xmlns:w16sdtdh="http://schemas.microsoft.com/office/word/2020/wordml/sdtdatahash" xmlns:w16sdtfl="http://schemas.microsoft.com/office/word/2024/wordml/sdtformatlock" xmlns:w16se="http://schemas.microsoft.com/office/word/2015/wordml/symex" xmlns:wpg="http://schemas.microsoft.com/office/word/2010/wordprocessingGroup" xmlns:wpi="http://schemas.microsoft.com/office/word/2010/wordprocessingInk" xmlns:wne="http://schemas.microsoft.com/office/word/2006/wordml" xmlns:wps="http://schemas.microsoft.com/office/word/2010/wordprocessingShape" mc:Ignorable="w14 w15 w16se w16cid w16 w16cex w16sdtdh w16sdtfl w16du wp14">
   <w:abstractNum w:abstractNumId="0" w15:restartNumberingAfterBreak="0">
+    <w:nsid w:val="036158F0"/>
+    <w:multiLevelType w:val="hybridMultilevel"/>
+    <w:tmpl w:val="556094B4"/>
+    <w:lvl w:ilvl="0" w:tplc="04090001">
+      <w:start w:val="1"/>
+      <w:numFmt w:val="bullet"/>
+      <w:lvlText w:val=""/>
+      <w:lvlJc w:val="left"/>
+      <w:pPr>
+        <w:ind w:left="720" w:hanging="360"/>
+      </w:pPr>
+      <w:rPr>
+        <w:rFonts w:ascii="Symbol" w:hAnsi="Symbol" w:hint="default"/>
+      </w:rPr>
+    </w:lvl>
+    <w:lvl w:ilvl="1" w:tplc="04090003" w:tentative="1">
+      <w:start w:val="1"/>
+      <w:numFmt w:val="bullet"/>
+      <w:lvlText w:val="o"/>
+      <w:lvlJc w:val="left"/>
+      <w:pPr>
+        <w:ind w:left="1440" w:hanging="360"/>
+      </w:pPr>
+      <w:rPr>
+        <w:rFonts w:ascii="Courier New" w:hAnsi="Courier New" w:cs="Courier New" w:hint="default"/>
+      </w:rPr>
+    </w:lvl>
+    <w:lvl w:ilvl="2" w:tplc="04090005" w:tentative="1">
+      <w:start w:val="1"/>
+      <w:numFmt w:val="bullet"/>
+      <w:lvlText w:val=""/>
+      <w:lvlJc w:val="left"/>
+      <w:pPr>
+        <w:ind w:left="2160" w:hanging="360"/>
+      </w:pPr>
+      <w:rPr>
+        <w:rFonts w:ascii="Wingdings" w:hAnsi="Wingdings" w:hint="default"/>
+      </w:rPr>
+    </w:lvl>
+    <w:lvl w:ilvl="3" w:tplc="04090001" w:tentative="1">
+      <w:start w:val="1"/>
+      <w:numFmt w:val="bullet"/>
+      <w:lvlText w:val=""/>
+      <w:lvlJc w:val="left"/>
+      <w:pPr>
+        <w:ind w:left="2880" w:hanging="360"/>
+      </w:pPr>
+      <w:rPr>
+        <w:rFonts w:ascii="Symbol" w:hAnsi="Symbol" w:hint="default"/>
+      </w:rPr>
+    </w:lvl>
+    <w:lvl w:ilvl="4" w:tplc="04090003" w:tentative="1">
+      <w:start w:val="1"/>
+      <w:numFmt w:val="bullet"/>
+      <w:lvlText w:val="o"/>
+      <w:lvlJc w:val="left"/>
+      <w:pPr>
+        <w:ind w:left="3600" w:hanging="360"/>
+      </w:pPr>
+      <w:rPr>
+        <w:rFonts w:ascii="Courier New" w:hAnsi="Courier New" w:cs="Courier New" w:hint="default"/>
+      </w:rPr>
+    </w:lvl>
+    <w:lvl w:ilvl="5" w:tplc="04090005" w:tentative="1">
+      <w:start w:val="1"/>
+      <w:numFmt w:val="bullet"/>
+      <w:lvlText w:val=""/>
+      <w:lvlJc w:val="left"/>
+      <w:pPr>
+        <w:ind w:left="4320" w:hanging="360"/>
+      </w:pPr>
+      <w:rPr>
+        <w:rFonts w:ascii="Wingdings" w:hAnsi="Wingdings" w:hint="default"/>
+      </w:rPr>
+    </w:lvl>
+    <w:lvl w:ilvl="6" w:tplc="04090001" w:tentative="1">
+      <w:start w:val="1"/>
+      <w:numFmt w:val="bullet"/>
+      <w:lvlText w:val=""/>
+      <w:lvlJc w:val="left"/>
+      <w:pPr>
+        <w:ind w:left="5040" w:hanging="360"/>
+      </w:pPr>
+      <w:rPr>
+        <w:rFonts w:ascii="Symbol" w:hAnsi="Symbol" w:hint="default"/>
+      </w:rPr>
+    </w:lvl>
+    <w:lvl w:ilvl="7" w:tplc="04090003" w:tentative="1">
+      <w:start w:val="1"/>
+      <w:numFmt w:val="bullet"/>
+      <w:lvlText w:val="o"/>
+      <w:lvlJc w:val="left"/>
+      <w:pPr>
+        <w:ind w:left="5760" w:hanging="360"/>
+      </w:pPr>
+      <w:rPr>
+        <w:rFonts w:ascii="Courier New" w:hAnsi="Courier New" w:cs="Courier New" w:hint="default"/>
+      </w:rPr>
+    </w:lvl>
+    <w:lvl w:ilvl="8" w:tplc="04090005" w:tentative="1">
+      <w:start w:val="1"/>
+      <w:numFmt w:val="bullet"/>
+      <w:lvlText w:val=""/>
+      <w:lvlJc w:val="left"/>
+      <w:pPr>
+        <w:ind w:left="6480" w:hanging="360"/>
+      </w:pPr>
+      <w:rPr>
+        <w:rFonts w:ascii="Wingdings" w:hAnsi="Wingdings" w:hint="default"/>
+      </w:rPr>
+    </w:lvl>
+  </w:abstractNum>
+  <w:abstractNum w:abstractNumId="1" w15:restartNumberingAfterBreak="0">
     <w:nsid w:val="04683912"/>
     <w:multiLevelType w:val="hybridMultilevel"/>
     <w:tmpl w:val="88E68456"/>
@@ -3097,7 +3597,120 @@
       </w:rPr>
     </w:lvl>
   </w:abstractNum>
-  <w:abstractNum w:abstractNumId="1" w15:restartNumberingAfterBreak="0">
+  <w:abstractNum w:abstractNumId="2" w15:restartNumberingAfterBreak="0">
+    <w:nsid w:val="074757D5"/>
+    <w:multiLevelType w:val="hybridMultilevel"/>
+    <w:tmpl w:val="AC9EC4B8"/>
+    <w:lvl w:ilvl="0" w:tplc="04090001">
+      <w:start w:val="1"/>
+      <w:numFmt w:val="bullet"/>
+      <w:lvlText w:val=""/>
+      <w:lvlJc w:val="left"/>
+      <w:pPr>
+        <w:ind w:left="720" w:hanging="360"/>
+      </w:pPr>
+      <w:rPr>
+        <w:rFonts w:ascii="Symbol" w:hAnsi="Symbol" w:hint="default"/>
+      </w:rPr>
+    </w:lvl>
+    <w:lvl w:ilvl="1" w:tplc="04090003" w:tentative="1">
+      <w:start w:val="1"/>
+      <w:numFmt w:val="bullet"/>
+      <w:lvlText w:val="o"/>
+      <w:lvlJc w:val="left"/>
+      <w:pPr>
+        <w:ind w:left="1440" w:hanging="360"/>
+      </w:pPr>
+      <w:rPr>
+        <w:rFonts w:ascii="Courier New" w:hAnsi="Courier New" w:cs="Courier New" w:hint="default"/>
+      </w:rPr>
+    </w:lvl>
+    <w:lvl w:ilvl="2" w:tplc="04090005" w:tentative="1">
+      <w:start w:val="1"/>
+      <w:numFmt w:val="bullet"/>
+      <w:lvlText w:val=""/>
+      <w:lvlJc w:val="left"/>
+      <w:pPr>
+        <w:ind w:left="2160" w:hanging="360"/>
+      </w:pPr>
+      <w:rPr>
+        <w:rFonts w:ascii="Wingdings" w:hAnsi="Wingdings" w:hint="default"/>
+      </w:rPr>
+    </w:lvl>
+    <w:lvl w:ilvl="3" w:tplc="04090001" w:tentative="1">
+      <w:start w:val="1"/>
+      <w:numFmt w:val="bullet"/>
+      <w:lvlText w:val=""/>
+      <w:lvlJc w:val="left"/>
+      <w:pPr>
+        <w:ind w:left="2880" w:hanging="360"/>
+      </w:pPr>
+      <w:rPr>
+        <w:rFonts w:ascii="Symbol" w:hAnsi="Symbol" w:hint="default"/>
+      </w:rPr>
+    </w:lvl>
+    <w:lvl w:ilvl="4" w:tplc="04090003" w:tentative="1">
+      <w:start w:val="1"/>
+      <w:numFmt w:val="bullet"/>
+      <w:lvlText w:val="o"/>
+      <w:lvlJc w:val="left"/>
+      <w:pPr>
+        <w:ind w:left="3600" w:hanging="360"/>
+      </w:pPr>
+      <w:rPr>
+        <w:rFonts w:ascii="Courier New" w:hAnsi="Courier New" w:cs="Courier New" w:hint="default"/>
+      </w:rPr>
+    </w:lvl>
+    <w:lvl w:ilvl="5" w:tplc="04090005" w:tentative="1">
+      <w:start w:val="1"/>
+      <w:numFmt w:val="bullet"/>
+      <w:lvlText w:val=""/>
+      <w:lvlJc w:val="left"/>
+      <w:pPr>
+        <w:ind w:left="4320" w:hanging="360"/>
+      </w:pPr>
+      <w:rPr>
+        <w:rFonts w:ascii="Wingdings" w:hAnsi="Wingdings" w:hint="default"/>
+      </w:rPr>
+    </w:lvl>
+    <w:lvl w:ilvl="6" w:tplc="04090001" w:tentative="1">
+      <w:start w:val="1"/>
+      <w:numFmt w:val="bullet"/>
+      <w:lvlText w:val=""/>
+      <w:lvlJc w:val="left"/>
+      <w:pPr>
+        <w:ind w:left="5040" w:hanging="360"/>
+      </w:pPr>
+      <w:rPr>
+        <w:rFonts w:ascii="Symbol" w:hAnsi="Symbol" w:hint="default"/>
+      </w:rPr>
+    </w:lvl>
+    <w:lvl w:ilvl="7" w:tplc="04090003" w:tentative="1">
+      <w:start w:val="1"/>
+      <w:numFmt w:val="bullet"/>
+      <w:lvlText w:val="o"/>
+      <w:lvlJc w:val="left"/>
+      <w:pPr>
+        <w:ind w:left="5760" w:hanging="360"/>
+      </w:pPr>
+      <w:rPr>
+        <w:rFonts w:ascii="Courier New" w:hAnsi="Courier New" w:cs="Courier New" w:hint="default"/>
+      </w:rPr>
+    </w:lvl>
+    <w:lvl w:ilvl="8" w:tplc="04090005" w:tentative="1">
+      <w:start w:val="1"/>
+      <w:numFmt w:val="bullet"/>
+      <w:lvlText w:val=""/>
+      <w:lvlJc w:val="left"/>
+      <w:pPr>
+        <w:ind w:left="6480" w:hanging="360"/>
+      </w:pPr>
+      <w:rPr>
+        <w:rFonts w:ascii="Wingdings" w:hAnsi="Wingdings" w:hint="default"/>
+      </w:rPr>
+    </w:lvl>
+  </w:abstractNum>
+  <w:abstractNum w:abstractNumId="3" w15:restartNumberingAfterBreak="0">
     <w:nsid w:val="110119A5"/>
     <w:multiLevelType w:val="hybridMultilevel"/>
     <w:tmpl w:val="7542024E"/>
@@ -3209,7 +3822,7 @@
       </w:rPr>
     </w:lvl>
   </w:abstractNum>
-  <w:abstractNum w:abstractNumId="2" w15:restartNumberingAfterBreak="0">
+  <w:abstractNum w:abstractNumId="4" w15:restartNumberingAfterBreak="0">
     <w:nsid w:val="178800F4"/>
     <w:multiLevelType w:val="hybridMultilevel"/>
     <w:tmpl w:val="8AC8B18C"/>
@@ -3321,7 +3934,7 @@
       </w:rPr>
     </w:lvl>
   </w:abstractNum>
-  <w:abstractNum w:abstractNumId="3" w15:restartNumberingAfterBreak="0">
+  <w:abstractNum w:abstractNumId="5" w15:restartNumberingAfterBreak="0">
     <w:nsid w:val="46D04AA1"/>
     <w:multiLevelType w:val="hybridMultilevel"/>
     <w:tmpl w:val="6CEE44E4"/>
@@ -3433,7 +4046,7 @@
       </w:rPr>
     </w:lvl>
   </w:abstractNum>
-  <w:abstractNum w:abstractNumId="4" w15:restartNumberingAfterBreak="0">
+  <w:abstractNum w:abstractNumId="6" w15:restartNumberingAfterBreak="0">
     <w:nsid w:val="48256D83"/>
     <w:multiLevelType w:val="hybridMultilevel"/>
     <w:tmpl w:val="08C00AB4"/>
@@ -3546,7 +4159,7 @@
       </w:rPr>
     </w:lvl>
   </w:abstractNum>
-  <w:abstractNum w:abstractNumId="5" w15:restartNumberingAfterBreak="0">
+  <w:abstractNum w:abstractNumId="7" w15:restartNumberingAfterBreak="0">
     <w:nsid w:val="497E26CC"/>
     <w:multiLevelType w:val="hybridMultilevel"/>
     <w:tmpl w:val="286C45F0"/>
@@ -3659,7 +4272,7 @@
       </w:rPr>
     </w:lvl>
   </w:abstractNum>
-  <w:abstractNum w:abstractNumId="6" w15:restartNumberingAfterBreak="0">
+  <w:abstractNum w:abstractNumId="8" w15:restartNumberingAfterBreak="0">
     <w:nsid w:val="5138088C"/>
     <w:multiLevelType w:val="hybridMultilevel"/>
     <w:tmpl w:val="20CEC106"/>
@@ -3771,7 +4384,7 @@
       </w:rPr>
     </w:lvl>
   </w:abstractNum>
-  <w:abstractNum w:abstractNumId="7" w15:restartNumberingAfterBreak="0">
+  <w:abstractNum w:abstractNumId="9" w15:restartNumberingAfterBreak="0">
     <w:nsid w:val="5BA63C2D"/>
     <w:multiLevelType w:val="hybridMultilevel"/>
     <w:tmpl w:val="7ABCDFC0"/>
@@ -3883,7 +4496,7 @@
       </w:rPr>
     </w:lvl>
   </w:abstractNum>
-  <w:abstractNum w:abstractNumId="8" w15:restartNumberingAfterBreak="0">
+  <w:abstractNum w:abstractNumId="10" w15:restartNumberingAfterBreak="0">
     <w:nsid w:val="65BA6CE7"/>
     <w:multiLevelType w:val="hybridMultilevel"/>
     <w:tmpl w:val="169A771C"/>
@@ -3995,7 +4608,7 @@
       </w:rPr>
     </w:lvl>
   </w:abstractNum>
-  <w:abstractNum w:abstractNumId="9" w15:restartNumberingAfterBreak="0">
+  <w:abstractNum w:abstractNumId="11" w15:restartNumberingAfterBreak="0">
     <w:nsid w:val="678F1F2D"/>
     <w:multiLevelType w:val="hybridMultilevel"/>
     <w:tmpl w:val="F28692C2"/>
@@ -4107,35 +4720,157 @@
       </w:rPr>
     </w:lvl>
   </w:abstractNum>
+  <w:abstractNum w:abstractNumId="12" w15:restartNumberingAfterBreak="0">
+    <w:nsid w:val="6C740007"/>
+    <w:multiLevelType w:val="hybridMultilevel"/>
+    <w:tmpl w:val="725E1CD0"/>
+    <w:lvl w:ilvl="0" w:tplc="04090001">
+      <w:start w:val="1"/>
+      <w:numFmt w:val="bullet"/>
+      <w:lvlText w:val=""/>
+      <w:lvlJc w:val="left"/>
+      <w:pPr>
+        <w:ind w:left="720" w:hanging="360"/>
+      </w:pPr>
+      <w:rPr>
+        <w:rFonts w:ascii="Symbol" w:hAnsi="Symbol" w:hint="default"/>
+      </w:rPr>
+    </w:lvl>
+    <w:lvl w:ilvl="1" w:tplc="04090003" w:tentative="1">
+      <w:start w:val="1"/>
+      <w:numFmt w:val="bullet"/>
+      <w:lvlText w:val="o"/>
+      <w:lvlJc w:val="left"/>
+      <w:pPr>
+        <w:ind w:left="1440" w:hanging="360"/>
+      </w:pPr>
+      <w:rPr>
+        <w:rFonts w:ascii="Courier New" w:hAnsi="Courier New" w:cs="Courier New" w:hint="default"/>
+      </w:rPr>
+    </w:lvl>
+    <w:lvl w:ilvl="2" w:tplc="04090005" w:tentative="1">
+      <w:start w:val="1"/>
+      <w:numFmt w:val="bullet"/>
+      <w:lvlText w:val=""/>
+      <w:lvlJc w:val="left"/>
+      <w:pPr>
+        <w:ind w:left="2160" w:hanging="360"/>
+      </w:pPr>
+      <w:rPr>
+        <w:rFonts w:ascii="Wingdings" w:hAnsi="Wingdings" w:hint="default"/>
+      </w:rPr>
+    </w:lvl>
+    <w:lvl w:ilvl="3" w:tplc="04090001" w:tentative="1">
+      <w:start w:val="1"/>
+      <w:numFmt w:val="bullet"/>
+      <w:lvlText w:val=""/>
+      <w:lvlJc w:val="left"/>
+      <w:pPr>
+        <w:ind w:left="2880" w:hanging="360"/>
+      </w:pPr>
+      <w:rPr>
+        <w:rFonts w:ascii="Symbol" w:hAnsi="Symbol" w:hint="default"/>
+      </w:rPr>
+    </w:lvl>
+    <w:lvl w:ilvl="4" w:tplc="04090003" w:tentative="1">
+      <w:start w:val="1"/>
+      <w:numFmt w:val="bullet"/>
+      <w:lvlText w:val="o"/>
+      <w:lvlJc w:val="left"/>
+      <w:pPr>
+        <w:ind w:left="3600" w:hanging="360"/>
+      </w:pPr>
+      <w:rPr>
+        <w:rFonts w:ascii="Courier New" w:hAnsi="Courier New" w:cs="Courier New" w:hint="default"/>
+      </w:rPr>
+    </w:lvl>
+    <w:lvl w:ilvl="5" w:tplc="04090005" w:tentative="1">
+      <w:start w:val="1"/>
+      <w:numFmt w:val="bullet"/>
+      <w:lvlText w:val=""/>
+      <w:lvlJc w:val="left"/>
+      <w:pPr>
+        <w:ind w:left="4320" w:hanging="360"/>
+      </w:pPr>
+      <w:rPr>
+        <w:rFonts w:ascii="Wingdings" w:hAnsi="Wingdings" w:hint="default"/>
+      </w:rPr>
+    </w:lvl>
+    <w:lvl w:ilvl="6" w:tplc="04090001" w:tentative="1">
+      <w:start w:val="1"/>
+      <w:numFmt w:val="bullet"/>
+      <w:lvlText w:val=""/>
+      <w:lvlJc w:val="left"/>
+      <w:pPr>
+        <w:ind w:left="5040" w:hanging="360"/>
+      </w:pPr>
+      <w:rPr>
+        <w:rFonts w:ascii="Symbol" w:hAnsi="Symbol" w:hint="default"/>
+      </w:rPr>
+    </w:lvl>
+    <w:lvl w:ilvl="7" w:tplc="04090003" w:tentative="1">
+      <w:start w:val="1"/>
+      <w:numFmt w:val="bullet"/>
+      <w:lvlText w:val="o"/>
+      <w:lvlJc w:val="left"/>
+      <w:pPr>
+        <w:ind w:left="5760" w:hanging="360"/>
+      </w:pPr>
+      <w:rPr>
+        <w:rFonts w:ascii="Courier New" w:hAnsi="Courier New" w:cs="Courier New" w:hint="default"/>
+      </w:rPr>
+    </w:lvl>
+    <w:lvl w:ilvl="8" w:tplc="04090005" w:tentative="1">
+      <w:start w:val="1"/>
+      <w:numFmt w:val="bullet"/>
+      <w:lvlText w:val=""/>
+      <w:lvlJc w:val="left"/>
+      <w:pPr>
+        <w:ind w:left="6480" w:hanging="360"/>
+      </w:pPr>
+      <w:rPr>
+        <w:rFonts w:ascii="Wingdings" w:hAnsi="Wingdings" w:hint="default"/>
+      </w:rPr>
+    </w:lvl>
+  </w:abstractNum>
   <w:num w:numId="1" w16cid:durableId="1579024400">
+    <w:abstractNumId w:val="4"/>
+  </w:num>
+  <w:num w:numId="2" w16cid:durableId="298582761">
+    <w:abstractNumId w:val="7"/>
+  </w:num>
+  <w:num w:numId="3" w16cid:durableId="471407584">
+    <w:abstractNumId w:val="3"/>
+  </w:num>
+  <w:num w:numId="4" w16cid:durableId="1815683449">
+    <w:abstractNumId w:val="8"/>
+  </w:num>
+  <w:num w:numId="5" w16cid:durableId="646515090">
+    <w:abstractNumId w:val="5"/>
+  </w:num>
+  <w:num w:numId="6" w16cid:durableId="16926823">
+    <w:abstractNumId w:val="11"/>
+  </w:num>
+  <w:num w:numId="7" w16cid:durableId="2037460140">
+    <w:abstractNumId w:val="1"/>
+  </w:num>
+  <w:num w:numId="8" w16cid:durableId="82191430">
+    <w:abstractNumId w:val="6"/>
+  </w:num>
+  <w:num w:numId="9" w16cid:durableId="130103359">
+    <w:abstractNumId w:val="10"/>
+  </w:num>
+  <w:num w:numId="10" w16cid:durableId="342974685">
+    <w:abstractNumId w:val="9"/>
+  </w:num>
+  <w:num w:numId="11" w16cid:durableId="1427340199">
+    <w:abstractNumId w:val="0"/>
+  </w:num>
+  <w:num w:numId="12" w16cid:durableId="1993949491">
     <w:abstractNumId w:val="2"/>
   </w:num>
-  <w:num w:numId="2" w16cid:durableId="298582761">
-    <w:abstractNumId w:val="5"/>
-  </w:num>
-  <w:num w:numId="3" w16cid:durableId="471407584">
-    <w:abstractNumId w:val="1"/>
-  </w:num>
-  <w:num w:numId="4" w16cid:durableId="1815683449">
-    <w:abstractNumId w:val="6"/>
-  </w:num>
-  <w:num w:numId="5" w16cid:durableId="646515090">
-    <w:abstractNumId w:val="3"/>
-  </w:num>
-  <w:num w:numId="6" w16cid:durableId="16926823">
-    <w:abstractNumId w:val="9"/>
-  </w:num>
-  <w:num w:numId="7" w16cid:durableId="2037460140">
-    <w:abstractNumId w:val="0"/>
-  </w:num>
-  <w:num w:numId="8" w16cid:durableId="82191430">
-    <w:abstractNumId w:val="4"/>
-  </w:num>
-  <w:num w:numId="9" w16cid:durableId="130103359">
-    <w:abstractNumId w:val="8"/>
-  </w:num>
-  <w:num w:numId="10" w16cid:durableId="342974685">
-    <w:abstractNumId w:val="7"/>
+  <w:num w:numId="13" w16cid:durableId="1256325846">
+    <w:abstractNumId w:val="12"/>
   </w:num>
 </w:numbering>
 </file>
